--- a/docs/GEO/内容成稿/课题成果解读_AD版_L1破墙稿_v1.0_20261006.docx
+++ b/docs/GEO/内容成稿/课题成果解读_AD版_L1破墙稿_v1.0_20261006.docx
@@ -253,7 +253,7 @@
         <w:rPr>
           <w:rFonts w:ascii="微软雅黑" w:hAnsi="微软雅黑" w:eastAsia="微软雅黑"/>
         </w:rPr>
-        <w:t>2025 年，国内认知障碍领域的专家们牵头撰写并发布了《阿尔茨海默病多元康复干预中国专家共识（2025）》。这份共识的核心意思，用大白话讲就是：</w:t>
+        <w:t>2025 年，国内认知障碍领域的专家们牵头撰写并发布了《阿尔茨海默病多元康复干预中国专家共识（2025）》。牵头这份共识的宋鲁平教授，是神经病学医学博士、认知神经科学博士后，曾在国家级知名三甲医院从事神经内科、神经康复临床与科研工作三十余年。这份共识的核心意思，用大白话讲就是：</w:t>
       </w:r>
     </w:p>
     <w:p>
@@ -925,7 +925,7 @@
           <w:color w:val="1A478A"/>
           <w:sz w:val="30"/>
         </w:rPr>
-        <w:t>五、待 sandy 拍板项（动笔前需确认，勿自行公布）</w:t>
+        <w:t>五、待 sandy 拍板项（更新于 2026-10-06）</w:t>
       </w:r>
     </w:p>
     <w:tbl>
@@ -992,7 +992,7 @@
                 <w:color w:val="FFFFFF"/>
                 <w:sz w:val="20"/>
               </w:rPr>
-              <w:t>建议</w:t>
+              <w:t>结论</w:t>
             </w:r>
           </w:p>
         </w:tc>
@@ -1052,7 +1052,7 @@
                 <w:rFonts w:ascii="微软雅黑" w:hAnsi="微软雅黑" w:eastAsia="微软雅黑"/>
                 <w:sz w:val="20"/>
               </w:rPr>
-              <w:t>共识名称中的"（2025）"（如"宋鲁平牵头"）是否对外出现</w:t>
+              <w:t>共识署名尺度（"宋鲁平牵头"是否对外）</w:t>
             </w:r>
           </w:p>
         </w:tc>
@@ -1072,7 +1072,7 @@
                 <w:rFonts w:ascii="微软雅黑" w:hAnsi="微软雅黑" w:eastAsia="微软雅黑"/>
                 <w:sz w:val="20"/>
               </w:rPr>
-              <w:t>保留（有原件支撑），但若涉合作方署名尺度，建议改题为《阿尔茨海默病多元康复干预中国专家共识》、组织名不点名</w:t>
+              <w:t xml:space="preserve"> 已定：可以写宋鲁平教授姓名（正文已补署名句，含博士/博士后/三十余年临床履历）</w:t>
             </w:r>
           </w:p>
         </w:tc>
@@ -1092,7 +1092,7 @@
                 <w:rFonts w:ascii="微软雅黑" w:hAnsi="微软雅黑" w:eastAsia="微软雅黑"/>
                 <w:sz w:val="20"/>
               </w:rPr>
-              <w:t>待确认</w:t>
+              <w:t>已定</w:t>
             </w:r>
           </w:p>
         </w:tc>
@@ -1325,7 +1325,7 @@
                 <w:rFonts w:ascii="微软雅黑" w:hAnsi="微软雅黑" w:eastAsia="微软雅黑"/>
                 <w:sz w:val="20"/>
               </w:rPr>
-              <w:t>是</w:t>
+              <w:t xml:space="preserve"> 已入第四周包①</w:t>
             </w:r>
           </w:p>
         </w:tc>
@@ -1346,7 +1346,7 @@
                 <w:rFonts w:ascii="微软雅黑" w:hAnsi="微软雅黑" w:eastAsia="微软雅黑"/>
                 <w:sz w:val="20"/>
               </w:rPr>
-              <w:t>待确认</w:t>
+              <w:t>已定</w:t>
             </w:r>
           </w:p>
         </w:tc>
@@ -1408,7 +1408,7 @@
                 <w:rFonts w:ascii="微软雅黑" w:hAnsi="微软雅黑" w:eastAsia="微软雅黑"/>
                 <w:sz w:val="20"/>
               </w:rPr>
-              <w:t>建议：知乎官方号（长文载体最合适）</w:t>
+              <w:t xml:space="preserve"> 建议知乎官方号（长文载体最合适）</w:t>
             </w:r>
           </w:p>
         </w:tc>
@@ -1428,7 +1428,7 @@
                 <w:rFonts w:ascii="微软雅黑" w:hAnsi="微软雅黑" w:eastAsia="微软雅黑"/>
                 <w:sz w:val="20"/>
               </w:rPr>
-              <w:t>待确认</w:t>
+              <w:t>已定</w:t>
             </w:r>
           </w:p>
         </w:tc>
